--- a/testakten/statusfeststellung-gmbh-geschaeftsfuehrer-minderheit-erlangen/30_zeugen_und_belegverzeichnis.docx
+++ b/testakten/statusfeststellung-gmbh-geschaeftsfuehrer-minderheit-erlangen/30_zeugen_und_belegverzeichnis.docx
@@ -632,13 +632,7 @@
     </w:p>
     <w:p>
       <w:r>
-        <w:rPr>
-          <w:rFonts w:ascii="Times New Roman" w:hAnsi="Times New Roman"/>
-          <w:b w:val="0"/>
-          <w:i w:val="0"/>
-          <w:sz w:val="22"/>
-        </w:rPr>
-        <w:t>Die Bürgschaftsurkunde selbst liegt der Kanzlei nicht im Original vor, nur der Verweis aus der Mandatsnotiz. Eine Anforderung bei der Hausbank ist offen. Die genaue Zahl der tatsächlich genommenen Urlaubstage seit 2023 ist nicht dokumentiert und muss über die Reisekostenabrechnung rekonstruiert werden.</w:t>
+        <w:t>Die Bürgschaftsurkunde selbst liegt der Kanzlei nicht im Original vor, nur die Erwähnung im Erstgespräch. Eine Anforderung bei der Hausbank ist offen. Die genaue Zahl der tatsächlich genommenen Urlaubstage seit 2023 ist nicht dokumentiert und muss über die Reisekostenabrechnung rekonstruiert werden.</w:t>
       </w:r>
     </w:p>
     <w:sectPr>
